--- a/러시아어 독서모임 대화문/배포/Читальня_на_Чистых_4부.docx
+++ b/러시아어 독서모임 대화문/배포/Читальня_на_Чистых_4부.docx
@@ -71407,7 +71407,7 @@
           <w:sz w:val="21"/>
           <w:szCs w:val="21"/>
         </w:rPr>
-        <w:t xml:space="preserve"> 안드레이는 첫 문장을 읽어 이 시리즈 전체의 시작인 1부 7화의 〈백야〉와 이어 놓고, 베라는 마지막 문장으로 대화를 닫는다. 몽상가는 '한 분'의 행복으로 만족했지만, 두 사람은 꿈이 아니라 현실로 같은 자리에서 시간을 이어 간다는 차이를 확인한다. 의자를 두고 시작한 첫 만남("그러면 좀 비켜 주세요")이 이 화의 마지막 장면에서 '함께 조금씩 옮겨 앉는 삶'으로 되풀이된다.</w:t>
+        <w:t xml:space="preserve"> 안드레이는 첫 문장을 읽어 이 시리즈 전체의 시작인 1부 7화의 〈백야〉와 이어 놓고, 베라는 마지막 문장으로 대화를 닫는다. 몽상가는 '한순간'의 행복으로 만족했지만, 두 사람은 꿈이 아니라 현실로 같은 자리에서 시간을 이어 간다는 차이를 확인한다. 의자를 두고 시작한 첫 만남("그러면 좀 비켜 주세요")이 이 화의 마지막 장면에서 '함께 조금씩 옮겨 앉는 삶'으로 되풀이된다.</w:t>
       </w:r>
     </w:p>
     <w:p>

--- a/러시아어 독서모임 대화문/배포/Читальня_на_Чистых_4부.docx
+++ b/러시아어 독서모임 대화문/배포/Читальня_на_Чистых_4부.docx
@@ -2136,7 +2136,7 @@
                 <w:sz w:val="17"/>
                 <w:szCs w:val="17"/>
               </w:rPr>
-              <w:t xml:space="preserve">도스토옙스키 《죄와 벌》 1부(T71)</w:t>
+              <w:t xml:space="preserve">도스토옙스키 《죄와 벌》 5부(T71)</w:t>
             </w:r>
           </w:p>
         </w:tc>
@@ -45985,7 +45985,7 @@
           <w:sz w:val="21"/>
           <w:szCs w:val="21"/>
         </w:rPr>
-        <w:t xml:space="preserve"> 도스토옙스키 《죄와 벌》 1부(T71)</w:t>
+        <w:t xml:space="preserve"> 도스토옙스키 《죄와 벌》 5부(T71)</w:t>
       </w:r>
     </w:p>
     <w:p>
@@ -49979,7 +49979,7 @@
           <w:sz w:val="21"/>
           <w:szCs w:val="21"/>
         </w:rPr>
-        <w:t xml:space="preserve">도스토옙스키, 《죄와 벌》 1부 — T71 (안드레이)</w:t>
+        <w:t xml:space="preserve">도스토옙스키, 《죄와 벌》 5부 — T71 (안드레이)</w:t>
       </w:r>
     </w:p>
     <w:p>
@@ -50057,7 +50057,7 @@
           <w:sz w:val="21"/>
           <w:szCs w:val="21"/>
         </w:rPr>
-        <w:t xml:space="preserve"> 《죄와 벌》(1866)의 주인공 라스콜니코프는 인류를 '평범한 사람'과 '비범한 사람'으로 나누고, 비범한 사람에게는 도덕을 넘어설 권리가 있다고 믿는다. 이 문장은 그가 살인을 결심하는 과정에서 스스로에게 던지는 질문이다. 원문에는 "떨고 있는 벌레(тварь дрожащая)"라는 표현이 나오며, 이후 소냐와의 만남으로 그의 이론은 흔들린다.</w:t>
+        <w:t xml:space="preserve"> 《죄와 벌》(1866)의 주인공 라스콜니코프는 인류를 '평범한 사람'과 '비범한 사람'으로 나누고, 비범한 사람에게는 도덕을 넘어설 권리가 있다고 믿는다. 이 문장은 살인 후 소냐에게 범행을 털어놓는 5부 4장에서 그가 자기 이론을 설명하며 던지는 질문이다. 원문에는 "떨고 있는 벌레(тварь дрожащая)"라는 표현이 나오며, 소냐 앞에서 그의 이론은 결국 무너진다.</w:t>
       </w:r>
     </w:p>
     <w:p>

--- a/러시아어 독서모임 대화문/배포/Читальня_на_Чистых_4부.docx
+++ b/러시아어 독서모임 대화문/배포/Читальня_на_Чистых_4부.docx
@@ -39284,7 +39284,7 @@
           <w:sz w:val="22"/>
           <w:szCs w:val="22"/>
         </w:rPr>
-        <w:t xml:space="preserve">Ничего хорошего. Художник покончил с собой, а поручик получил по носу, но через пять минут всё забыл.</w:t>
+        <w:t xml:space="preserve">Ничего хорошего. Художник покончил с собой, а поручика высекли немцы-ремесленники, но через пять минут он всё забыл.</w:t>
       </w:r>
     </w:p>
     <w:p>
